--- a/Publisher_Ready_Curriculum/01_Physics_East_Meadow_Refactor/02_Forces/05_Centripetal_Force_and_Circular_Motion/Teacher_Guide.docx
+++ b/Publisher_Ready_Curriculum/01_Physics_East_Meadow_Refactor/02_Forces/05_Centripetal_Force_and_Circular_Motion/Teacher_Guide.docx
@@ -2,7 +2,7 @@
 <file path=word/document.xml><?xml version="1.0" encoding="utf-8"?>
 <w:document xmlns:w="http://schemas.openxmlformats.org/wordprocessingml/2006/main" xmlns:m="http://schemas.openxmlformats.org/officeDocument/2006/math" xmlns:r="http://schemas.openxmlformats.org/officeDocument/2006/relationships" xmlns:o="urn:schemas-microsoft-com:office:office" xmlns:v="urn:schemas-microsoft-com:vml" xmlns:w10="urn:schemas-microsoft-com:office:word" xmlns:a="http://schemas.openxmlformats.org/drawingml/2006/main" xmlns:pic="http://schemas.openxmlformats.org/drawingml/2006/picture" xmlns:wp="http://schemas.openxmlformats.org/drawingml/2006/wordprocessingDrawing">
   <w:body>
-    <w:bookmarkStart w:id="44" w:name="Xe52f941a3a46047afde285b353c25b82081f8a1"/>
+    <w:bookmarkStart w:id="47" w:name="Xe52f941a3a46047afde285b353c25b82081f8a1"/>
     <w:p>
       <w:pPr>
         <w:pStyle w:val="Heading1"/>
@@ -1078,7 +1078,7 @@
     </w:p>
     <w:bookmarkEnd w:id="23"/>
     <w:bookmarkEnd w:id="24"/>
-    <w:bookmarkStart w:id="28" w:name="phase-2-explore-10-30-min"/>
+    <w:bookmarkStart w:id="31" w:name="phase-2-explore-10-30-min"/>
     <w:p>
       <w:pPr>
         <w:pStyle w:val="Heading2"/>
@@ -1135,7 +1135,7 @@
       </w:r>
     </w:p>
     <w:bookmarkEnd w:id="25"/>
-    <w:bookmarkStart w:id="26" w:name="X3cbef3b9b3f8fb1ae83e523272fa9ea29774446"/>
+    <w:bookmarkStart w:id="29" w:name="X3cbef3b9b3f8fb1ae83e523272fa9ea29774446"/>
     <w:p>
       <w:pPr>
         <w:pStyle w:val="Heading3"/>
@@ -1343,8 +1343,103 @@
         <w:t xml:space="preserve">“Faster swing — what happens to the tension you feel? Shorter string — what happens?”</w:t>
       </w:r>
     </w:p>
-    <w:bookmarkEnd w:id="26"/>
-    <w:bookmarkStart w:id="27" w:name="teacher-facilitation-during-explore"/>
+    <w:p>
+      <w:pPr>
+        <w:pStyle w:val="FirstParagraph"/>
+      </w:pPr>
+      <w:r>
+        <w:t xml:space="preserve">The diagram below captures both station discoveries at once: the velocity points along the</w:t>
+      </w:r>
+      <w:r>
+        <w:t xml:space="preserve"> </w:t>
+      </w:r>
+      <w:r>
+        <w:rPr>
+          <w:b/>
+          <w:bCs/>
+        </w:rPr>
+        <w:t xml:space="preserve">tangent</w:t>
+      </w:r>
+      <w:r>
+        <w:t xml:space="preserve"> </w:t>
+      </w:r>
+      <w:r>
+        <w:t xml:space="preserve">(the direction the stopper flies when released), while the centripetal force points</w:t>
+      </w:r>
+      <w:r>
+        <w:t xml:space="preserve"> </w:t>
+      </w:r>
+      <w:r>
+        <w:rPr>
+          <w:b/>
+          <w:bCs/>
+        </w:rPr>
+        <w:t xml:space="preserve">toward the center</w:t>
+      </w:r>
+      <w:r>
+        <w:t xml:space="preserve"> </w:t>
+      </w:r>
+      <w:r>
+        <w:t xml:space="preserve">(the inward pull your hand feels).</w:t>
+      </w:r>
+    </w:p>
+    <w:p>
+      <w:pPr>
+        <w:pStyle w:val="CaptionedFigure"/>
+      </w:pPr>
+      <w:r>
+        <w:drawing>
+          <wp:inline>
+            <wp:extent cx="4443984" cy="3614928"/>
+            <wp:effectExtent b="0" l="0" r="0" t="0"/>
+            <wp:docPr descr="Diagram of an object on a circular path: a velocity arrow drawn tangent to the circle and a centripetal force arrow pointing inward toward the center." title="" id="27" name="Picture"/>
+            <a:graphic>
+              <a:graphicData uri="http://schemas.openxmlformats.org/drawingml/2006/picture">
+                <pic:pic>
+                  <pic:nvPicPr>
+                    <pic:cNvPr descr="figures/circular_motion.png" id="28" name="Picture"/>
+                    <pic:cNvPicPr>
+                      <a:picLocks noChangeArrowheads="1" noChangeAspect="1"/>
+                    </pic:cNvPicPr>
+                  </pic:nvPicPr>
+                  <pic:blipFill>
+                    <a:blip r:embed="rId26"/>
+                    <a:stretch>
+                      <a:fillRect/>
+                    </a:stretch>
+                  </pic:blipFill>
+                  <pic:spPr bwMode="auto">
+                    <a:xfrm>
+                      <a:off x="0" y="0"/>
+                      <a:ext cx="4443984" cy="3614928"/>
+                    </a:xfrm>
+                    <a:prstGeom prst="rect">
+                      <a:avLst/>
+                    </a:prstGeom>
+                    <a:noFill/>
+                    <a:ln w="9525">
+                      <a:noFill/>
+                      <a:headEnd/>
+                      <a:tailEnd/>
+                    </a:ln>
+                  </pic:spPr>
+                </pic:pic>
+              </a:graphicData>
+            </a:graphic>
+          </wp:inline>
+        </w:drawing>
+      </w:r>
+    </w:p>
+    <w:p>
+      <w:pPr>
+        <w:pStyle w:val="ImageCaption"/>
+      </w:pPr>
+      <w:r>
+        <w:t xml:space="preserve">Diagram of an object on a circular path: a velocity arrow drawn tangent to the circle and a centripetal force arrow pointing inward toward the center.</w:t>
+      </w:r>
+    </w:p>
+    <w:bookmarkEnd w:id="29"/>
+    <w:bookmarkStart w:id="30" w:name="teacher-facilitation-during-explore"/>
     <w:p>
       <w:pPr>
         <w:pStyle w:val="Heading3"/>
@@ -1498,9 +1593,9 @@
         </w:pict>
       </w:r>
     </w:p>
-    <w:bookmarkEnd w:id="27"/>
-    <w:bookmarkEnd w:id="28"/>
-    <w:bookmarkStart w:id="32" w:name="phase-3-explain-30-36-min"/>
+    <w:bookmarkEnd w:id="30"/>
+    <w:bookmarkEnd w:id="31"/>
+    <w:bookmarkStart w:id="35" w:name="phase-3-explain-30-36-min"/>
     <w:p>
       <w:pPr>
         <w:pStyle w:val="Heading2"/>
@@ -1519,7 +1614,7 @@
         <w:t xml:space="preserve">(30 – 36 min)</w:t>
       </w:r>
     </w:p>
-    <w:bookmarkStart w:id="29" w:name="min-turn-and-talk-2-class-consensus"/>
+    <w:bookmarkStart w:id="32" w:name="min-turn-and-talk-2-class-consensus"/>
     <w:p>
       <w:pPr>
         <w:pStyle w:val="Heading3"/>
@@ -1581,8 +1676,8 @@
         <w:t xml:space="preserve">kept changing — so the velocity changed — so it was accelerating. Remove the force and it flies off straight (tangent), because nothing is changing its direction anymore.”</w:t>
       </w:r>
     </w:p>
-    <w:bookmarkEnd w:id="29"/>
-    <w:bookmarkStart w:id="30" w:name="Xe832cd7b578d6e63c60694d3a44a498fa7ca362"/>
+    <w:bookmarkEnd w:id="32"/>
+    <w:bookmarkStart w:id="33" w:name="Xe832cd7b578d6e63c60694d3a44a498fa7ca362"/>
     <w:p>
       <w:pPr>
         <w:pStyle w:val="Heading3"/>
@@ -1810,8 +1905,8 @@
         <w:t xml:space="preserve">(a banked turn or the bucket bottom).</w:t>
       </w:r>
     </w:p>
-    <w:bookmarkEnd w:id="30"/>
-    <w:bookmarkStart w:id="31" w:name="discussion-prompts-to-deploy-here"/>
+    <w:bookmarkEnd w:id="33"/>
+    <w:bookmarkStart w:id="34" w:name="discussion-prompts-to-deploy-here"/>
     <w:p>
       <w:pPr>
         <w:pStyle w:val="Heading3"/>
@@ -1895,9 +1990,9 @@
         </w:pict>
       </w:r>
     </w:p>
-    <w:bookmarkEnd w:id="31"/>
-    <w:bookmarkEnd w:id="32"/>
-    <w:bookmarkStart w:id="35" w:name="phase-4-elaborate-36-40-min"/>
+    <w:bookmarkEnd w:id="34"/>
+    <w:bookmarkEnd w:id="35"/>
+    <w:bookmarkStart w:id="38" w:name="phase-4-elaborate-36-40-min"/>
     <w:p>
       <w:pPr>
         <w:pStyle w:val="Heading2"/>
@@ -1916,7 +2011,7 @@
         <w:t xml:space="preserve">(36 – 40 min)</w:t>
       </w:r>
     </w:p>
-    <w:bookmarkStart w:id="33" w:name="min-revise-the-model"/>
+    <w:bookmarkStart w:id="36" w:name="min-revise-the-model"/>
     <w:p>
       <w:pPr>
         <w:pStyle w:val="Heading3"/>
@@ -1993,8 +2088,8 @@
         <w:t xml:space="preserve">Write one revised sentence using centripetal force and radius.”</w:t>
       </w:r>
     </w:p>
-    <w:bookmarkEnd w:id="33"/>
-    <w:bookmarkStart w:id="34" w:name="min-quick-quantitative-reasoning-fc-mv²r"/>
+    <w:bookmarkEnd w:id="36"/>
+    <w:bookmarkStart w:id="37" w:name="min-quick-quantitative-reasoning-fc-mv²r"/>
     <w:p>
       <w:pPr>
         <w:pStyle w:val="Heading3"/>
@@ -2078,9 +2173,9 @@
         </w:pict>
       </w:r>
     </w:p>
-    <w:bookmarkEnd w:id="34"/>
-    <w:bookmarkEnd w:id="35"/>
-    <w:bookmarkStart w:id="37" w:name="phase-5-evaluate-40-42-min"/>
+    <w:bookmarkEnd w:id="37"/>
+    <w:bookmarkEnd w:id="38"/>
+    <w:bookmarkStart w:id="40" w:name="phase-5-evaluate-40-42-min"/>
     <w:p>
       <w:pPr>
         <w:pStyle w:val="Heading2"/>
@@ -2099,7 +2194,7 @@
         <w:t xml:space="preserve">(40 – 42 min)</w:t>
       </w:r>
     </w:p>
-    <w:bookmarkStart w:id="36" w:name="min-exit-ticket-closing-reflection"/>
+    <w:bookmarkStart w:id="39" w:name="min-exit-ticket-closing-reflection"/>
     <w:p>
       <w:pPr>
         <w:pStyle w:val="Heading3"/>
@@ -2237,9 +2332,9 @@
         </w:pict>
       </w:r>
     </w:p>
-    <w:bookmarkEnd w:id="36"/>
-    <w:bookmarkEnd w:id="37"/>
-    <w:bookmarkStart w:id="38" w:name="common-misconceptions"/>
+    <w:bookmarkEnd w:id="39"/>
+    <w:bookmarkEnd w:id="40"/>
+    <w:bookmarkStart w:id="41" w:name="common-misconceptions"/>
     <w:p>
       <w:pPr>
         <w:pStyle w:val="Heading2"/>
@@ -2529,8 +2624,8 @@
         </w:pict>
       </w:r>
     </w:p>
-    <w:bookmarkEnd w:id="38"/>
-    <w:bookmarkStart w:id="39" w:name="access-differentiation"/>
+    <w:bookmarkEnd w:id="41"/>
+    <w:bookmarkStart w:id="42" w:name="access-differentiation"/>
     <w:p>
       <w:pPr>
         <w:pStyle w:val="Heading2"/>
@@ -2671,8 +2766,8 @@
         </w:pict>
       </w:r>
     </w:p>
-    <w:bookmarkEnd w:id="39"/>
-    <w:bookmarkStart w:id="40" w:name="strategy-spotlight"/>
+    <w:bookmarkEnd w:id="42"/>
+    <w:bookmarkStart w:id="43" w:name="strategy-spotlight"/>
     <w:p>
       <w:pPr>
         <w:pStyle w:val="Heading2"/>
@@ -2778,8 +2873,8 @@
         </w:pict>
       </w:r>
     </w:p>
-    <w:bookmarkEnd w:id="40"/>
-    <w:bookmarkStart w:id="41" w:name="nyssls-observation-checklist-crosswalk"/>
+    <w:bookmarkEnd w:id="43"/>
+    <w:bookmarkStart w:id="44" w:name="nyssls-observation-checklist-crosswalk"/>
     <w:p>
       <w:pPr>
         <w:pStyle w:val="Heading2"/>
@@ -3139,8 +3234,8 @@
         </w:pict>
       </w:r>
     </w:p>
-    <w:bookmarkEnd w:id="41"/>
-    <w:bookmarkStart w:id="42" w:name="companion-materials"/>
+    <w:bookmarkEnd w:id="44"/>
+    <w:bookmarkStart w:id="45" w:name="companion-materials"/>
     <w:p>
       <w:pPr>
         <w:pStyle w:val="Heading2"/>
@@ -3231,8 +3326,8 @@
         </w:pict>
       </w:r>
     </w:p>
-    <w:bookmarkEnd w:id="42"/>
-    <w:bookmarkStart w:id="43" w:name="key-vocabulary-max-3"/>
+    <w:bookmarkEnd w:id="45"/>
+    <w:bookmarkStart w:id="46" w:name="key-vocabulary-max-3"/>
     <w:p>
       <w:pPr>
         <w:pStyle w:val="Heading2"/>
@@ -3332,8 +3427,8 @@
         <w:t xml:space="preserve">— the distance from the center of the circle to the object; smaller radius means a sharper turn and (at fixed speed) a larger required force</w:t>
       </w:r>
     </w:p>
-    <w:bookmarkEnd w:id="43"/>
-    <w:bookmarkEnd w:id="44"/>
+    <w:bookmarkEnd w:id="46"/>
+    <w:bookmarkEnd w:id="47"/>
     <w:sectPr>
       <w:pgSz w:h="15840" w:w="12240"/>
       <w:pgMar w:bottom="1152" w:footer="720" w:gutter="0" w:header="720" w:left="1296" w:right="1296" w:top="1152"/>
